--- a/arb/docx/56.content.docx
+++ b/arb/docx/56.content.docx
@@ -9487,15 +9487,7 @@
           <w:cs/>
           <w:lang w:val="ar_AE" w:bidi="ar_AE"/>
         </w:rPr>
-        <w:t xml:space="preserve">انظر: </w:t>
-      </w:r>
-      <w:r>
-        <w:rPr>
-          <w:rtl/>
-          <w:cs/>
-          <w:lang w:val="ar_AE" w:bidi="ar_AE"/>
-        </w:rPr>
-        <w:t>الضمائر — متى تستخدمها</w:t>
+        <w:t>انظر: الضمائر — متى تستخدمها</w:t>
       </w:r>
       <w:r>
         <w:rPr>
